--- a/az/discovery-articles/3.13 Su çarxı və yel dəyirmanı.docx
+++ b/az/discovery-articles/3.13 Su çarxı və yel dəyirmanı.docx
@@ -4,527 +4,350 @@
   <w:body>
     <w:p>
       <w:pPr>
-        <w:keepNext/>
-        <w:spacing w:before="280" w:after="120"/>
+        <w:pStyle w:val="Title"/>
+        <w:widowControl/>
       </w:pPr>
       <w:r>
-        <w:rPr>
-          <w:rFonts w:ascii="Calibri" w:hAnsi="Calibri" w:eastAsia="Calibri"/>
-          <w:b/>
-          <w:i w:val="0"/>
-          <w:color w:val="004E8C"/>
-          <w:sz w:val="44"/>
-        </w:rPr>
-        <w:t>3.13 Su çarxları və yel dəyirmanları</w:t>
-      </w:r>
-    </w:p>
-    <w:p>
-      <w:pPr>
-        <w:spacing w:after="80"/>
-      </w:pPr>
-      <w:r>
-        <w:rPr>
-          <w:rFonts w:ascii="Calibri" w:hAnsi="Calibri" w:eastAsia="Calibri"/>
-          <w:b w:val="0"/>
-          <w:i/>
-          <w:color w:val="505050"/>
-          <w:sz w:val="22"/>
-        </w:rPr>
-        <w:t>3. Sənaye, enerji və nəqliyyat</w:t>
-      </w:r>
-    </w:p>
-    <w:p>
-      <w:pPr>
-        <w:spacing w:after="200"/>
-      </w:pPr>
-      <w:r>
-        <w:rPr>
-          <w:rFonts w:ascii="Calibri" w:hAnsi="Calibri" w:eastAsia="Calibri"/>
-          <w:b w:val="0"/>
-          <w:i/>
-          <w:sz w:val="22"/>
-        </w:rPr>
-        <w:t>Dövr: qədim dövr (su çarxları); orta əsrlərdən başlayaraq (yel dəyirmanlarının geniş yayılması); sənaye dəyirmanlarınadək uzunmüddətli təkmilləşmə | Əsas simalar: ellinizm və Roma dövrünün mühəndisləri; orta əsrlərdə Avropa və Yaxın Şərqin dəyirman ustaları; sonrakı sənaye dəyirmanlarının layihəçiləri</w:t>
-      </w:r>
-    </w:p>
-    <w:p>
-      <w:pPr>
-        <w:spacing w:after="160" w:line="276" w:lineRule="auto"/>
-      </w:pPr>
-      <w:r>
-        <w:rPr>
-          <w:rFonts w:ascii="Calibri" w:hAnsi="Calibri" w:eastAsia="Calibri"/>
-          <w:b w:val="0"/>
-          <w:i w:val="0"/>
-          <w:sz w:val="22"/>
-        </w:rPr>
-        <w:t>Su çarxları və yel dəyirmanları axan suyun və küləyin enerjisini fırlanma hərəkətinə çevirir. Onlar taxıl üyütmək, su qaldırmaq və müxtəlif emalatxana qurğularını işlətmək üçün insan və heyvan əməyini qismən əvəz edən ilk geniş yayılmış enerji maşınları idi.</w:t>
+        <w:t>3.13 Su çarxı və yel dəyirmanı</w:t>
       </w:r>
     </w:p>
     <w:p>
       <w:pPr>
         <w:keepNext/>
-        <w:spacing w:before="240" w:after="120"/>
+        <w:widowControl/>
       </w:pPr>
       <w:r>
         <w:rPr>
-          <w:rFonts w:ascii="Calibri" w:hAnsi="Calibri" w:eastAsia="Calibri"/>
-          <w:b/>
-          <w:i w:val="0"/>
-          <w:color w:val="004E8C"/>
-          <w:sz w:val="28"/>
+          <w:sz w:val="20"/>
         </w:rPr>
-        <w:t>Əsas faktlar</w:t>
+        <w:t>3 Sənaye enerji və nəqliyyat</w:t>
+      </w:r>
+    </w:p>
+    <w:p>
+      <w:pPr>
+        <w:keepNext/>
+        <w:widowControl/>
+      </w:pPr>
+      <w:r>
+        <w:rPr>
+          <w:sz w:val="20"/>
+        </w:rPr>
+        <w:t>Dövr: antik dövr (su çarxları); orta əsrlərdən yel dəyirmanlarının geniş yayılması; sənaye dəyirmanlarınadək uzun təkmilləşmə | Əsas iştirakçılar: ellinizm və Roma mühəndisləri; orta əsr Avropa və Yaxın Şərq dəyirman ustaları; sonrakı sənaye layihəçiləri</w:t>
+      </w:r>
+    </w:p>
+    <w:p>
+      <w:pPr>
+        <w:widowControl/>
+      </w:pPr>
+      <w:r>
+        <w:t>Su çarxları və yel dəyirmanları çayın və ya havanın hərəkətini fırlanma işinə çevirərək üyütmə, su çəkmə və döymə üçün istifadə edir. Onlar əzələ gücünü böyük miqyasda təbiətin enerjisi ilə əvəz edən ilk maşınlar arasında idi.</w:t>
+      </w:r>
+    </w:p>
+    <w:p>
+      <w:pPr>
+        <w:pStyle w:val="Heading1"/>
+        <w:widowControl/>
+      </w:pPr>
+      <w:r>
+        <w:t>Əsas məlumatlar</w:t>
       </w:r>
     </w:p>
     <w:p>
       <w:pPr>
         <w:pStyle w:val="ListBullet"/>
+        <w:widowControl/>
       </w:pPr>
       <w:r>
-        <w:rPr>
-          <w:rFonts w:ascii="Calibri" w:hAnsi="Calibri" w:eastAsia="Calibri"/>
-          <w:b w:val="0"/>
-          <w:i w:val="0"/>
-          <w:sz w:val="22"/>
-        </w:rPr>
-        <w:t>Klassik və son antik dövr mənbələrində un üyütmək və başqa işlər görmək üçün şaquli və üfüqi su çarxlarından bəhs olunur</w:t>
+        <w:t>Antik və son antik mənbələrdə üyütmə və başqa işlər üçün şaquli və üfüqi su çarxları təsvir edilir.</w:t>
       </w:r>
     </w:p>
     <w:p>
       <w:pPr>
         <w:pStyle w:val="ListBullet"/>
+        <w:widowControl/>
       </w:pPr>
       <w:r>
-        <w:rPr>
-          <w:rFonts w:ascii="Calibri" w:hAnsi="Calibri" w:eastAsia="Calibri"/>
-          <w:b w:val="0"/>
-          <w:i w:val="0"/>
-          <w:sz w:val="22"/>
-        </w:rPr>
-        <w:t>Yel dəyirmanları orta əsrlərdə İslam dünyasında və Avropada taxıl üyütmək və torpaqları qurutmaq üçün geniş yayılıb</w:t>
+        <w:t>Orta əsr İslam dünyasında və Avropada taxıl üyütmək və suyu boşaltmaq üçün yel dəyirmanları yayıldı.</w:t>
       </w:r>
     </w:p>
     <w:p>
       <w:pPr>
         <w:pStyle w:val="ListBullet"/>
+        <w:widowControl/>
       </w:pPr>
       <w:r>
-        <w:rPr>
-          <w:rFonts w:ascii="Calibri" w:hAnsi="Calibri" w:eastAsia="Calibri"/>
-          <w:b w:val="0"/>
-          <w:i w:val="0"/>
-          <w:sz w:val="22"/>
-        </w:rPr>
-        <w:t>Dişli ötürmələr çarxın yavaş fırlanmasını dəyirman daşları və nasoslar üçün yararlı sürətə çevirib</w:t>
+        <w:t>Dişli ötürmələr yavaş fırlanan valın hərəkətini dəyirman daşları və nasoslar üçün uyğun sürətə çevirirdi.</w:t>
       </w:r>
     </w:p>
     <w:p>
       <w:pPr>
         <w:pStyle w:val="ListBullet"/>
+        <w:widowControl/>
       </w:pPr>
       <w:r>
-        <w:rPr>
-          <w:rFonts w:ascii="Calibri" w:hAnsi="Calibri" w:eastAsia="Calibri"/>
-          <w:b w:val="0"/>
-          <w:i w:val="0"/>
-          <w:sz w:val="22"/>
-        </w:rPr>
-        <w:t>Dəyirman işlətmək hüququ və onun tikildiyi yer orta əsr qanunlarına, mənzərəyə və kənd iqtisadiyyatına təsir göstərib</w:t>
+        <w:t>Dəyirman hüquqları və yerləşmə seçimi orta əsr qanunlarına, landşafta və kənd təsərrüfat həyatına təsir etdi.</w:t>
       </w:r>
     </w:p>
     <w:p>
       <w:pPr>
         <w:pStyle w:val="ListBullet"/>
+        <w:widowControl/>
       </w:pPr>
       <w:r>
-        <w:rPr>
-          <w:rFonts w:ascii="Calibri" w:hAnsi="Calibri" w:eastAsia="Calibri"/>
-          <w:b w:val="0"/>
-          <w:i w:val="0"/>
-          <w:sz w:val="22"/>
-        </w:rPr>
-        <w:t>Buxar, daha sonra elektrik enerjisi bir çox dəyirmanı sıxışdırıb, lakin təbii axından enerji almaq ideyası bu gün də yaşayır</w:t>
+        <w:t>Buxar və sonralar elektrik bir çox dəyirmanı əvəz etsə də, axının enerjisindən istifadə fikri qalır.</w:t>
       </w:r>
     </w:p>
     <w:p>
       <w:pPr>
-        <w:keepNext/>
-        <w:spacing w:before="240" w:after="120"/>
+        <w:pStyle w:val="Heading1"/>
+        <w:widowControl/>
       </w:pPr>
       <w:r>
-        <w:rPr>
-          <w:rFonts w:ascii="Calibri" w:hAnsi="Calibri" w:eastAsia="Calibri"/>
-          <w:b/>
-          <w:i w:val="0"/>
-          <w:color w:val="004E8C"/>
-          <w:sz w:val="28"/>
-        </w:rPr>
-        <w:t>Bu nədir və necə işləyir?</w:t>
+        <w:t>Bu nədir</w:t>
       </w:r>
     </w:p>
     <w:p>
       <w:pPr>
-        <w:spacing w:after="160" w:line="276" w:lineRule="auto"/>
+        <w:widowControl/>
       </w:pPr>
       <w:r>
-        <w:rPr>
-          <w:rFonts w:ascii="Calibri" w:hAnsi="Calibri" w:eastAsia="Calibri"/>
-          <w:b w:val="0"/>
-          <w:i w:val="0"/>
-          <w:sz w:val="22"/>
-        </w:rPr>
-        <w:t>Su çarxının pərləri və ya vedrələri axına daxil olur, çayın hərəkəti isə valı fırladır. Yel dəyirmanının qanadları küləyi tutur və göydən gələn enerjini eyni cür fırlanma hərəkətinə çevirir. Dişli çarxlar bu hərəkəti dəyirman daşlarına, körüklərə və nasoslara ötürərək taxıl üyüdür, su qaldırır, ağac doğrayır və metal döyür. Sadə desək, bunlar hava və su imkan verəndə işləyən mühərriklərdir: çay axırsa, at saxlamağa ehtiyac yoxdur. Burada təbiətin fasiləsiz hərəkəti birbaşa emalatxananın işinə qoşulur.</w:t>
+        <w:t>Su çarxının pərləri və ya kovşları axına daxil olur, çayın hərəkəti valı fırladır. Yel dəyirmanı isə qanadları ilə küləyi tutaraq eyni işi görür. Dişlilər, dəyirman daşları, körüklər və nasoslar bu fırlanma ilə taxıl üyüdür, su qaldırır, taxta mişarlayır və metal döyür. Bunlar su və hava şəraiti imkan verdikdə işləyən mühərriklərdir: çay axırsa, yemləməyə at lazım deyil. Təbiətin hərəkəti sanki emalatxanaya qoşulur.</w:t>
       </w:r>
     </w:p>
     <w:p>
       <w:pPr>
-        <w:keepNext/>
-        <w:spacing w:before="240" w:after="120"/>
+        <w:pStyle w:val="Heading1"/>
+        <w:widowControl/>
       </w:pPr>
       <w:r>
-        <w:rPr>
-          <w:rFonts w:ascii="Calibri" w:hAnsi="Calibri" w:eastAsia="Calibri"/>
-          <w:b/>
-          <w:i w:val="0"/>
-          <w:color w:val="004E8C"/>
-          <w:sz w:val="28"/>
-        </w:rPr>
-        <w:t>Kim kəşf və ya ixtira edib?</w:t>
+        <w:t>Kim kəşf edib və ya yaradıb</w:t>
       </w:r>
     </w:p>
     <w:p>
       <w:pPr>
-        <w:spacing w:after="160" w:line="276" w:lineRule="auto"/>
+        <w:widowControl/>
       </w:pPr>
       <w:r>
-        <w:rPr>
-          <w:rFonts w:ascii="Calibri" w:hAnsi="Calibri" w:eastAsia="Calibri"/>
-          <w:b w:val="0"/>
-          <w:i w:val="0"/>
-          <w:sz w:val="22"/>
-        </w:rPr>
-        <w:t>Su enerjisindən istifadənin vahid ixtiraçısı yoxdur. Ellinizm və Roma müəllifləri artıq işləyən çarxları təsvir edirdilər; Çində də bənzər qurğular inkişaf etmişdi. Yel dəyirmanları da tək bir patentlə deyil, sənətkarlıq biliklərinin Yaxın Şərq və orta əsr Avropası boyunca yayılması ilə meydana gəldi. Əsl yaradıcılar ağac, daş və dişli mexanizmlərlə işləyən dəyirman ustaları idi; onlar çarxları yerli çay və külək şəraitinə uyğunlaşdırırdılar. Məşhur traktatlar qurğu növlərini qoruyub saxladı, adı bilinməyən kənd ustaları isə əməli bilikləri nəsildən-nəslə ötürdülər.</w:t>
+        <w:t>Su gücündən istifadənin tək ixtiraçısı yoxdur. Ellinizm və Roma müəllifləri artıq işləyən çarxlardan yazır, Çin ənənəsində də oxşar qurğular inkişaf edirdi. Yel dəyirmanları da bir patentdən deyil, Yaxın Şərq və orta əsr Avropası arasında ustalıq biliklərinin yayılmasından yarandı. Taxta, daş və dişli mexanizmlərlə işləyən dəyirman ustaları çarxları yerli çaylara və küləklərə uyğunlaşdırırdı. Məşhur əsərlər qurğu növlərini qeydə aldı, adı bilinməyən kənd ustaları isə bilikləri yaşatdı.</w:t>
       </w:r>
     </w:p>
     <w:p>
       <w:pPr>
-        <w:keepNext/>
-        <w:spacing w:before="240" w:after="120"/>
+        <w:pStyle w:val="Heading1"/>
+        <w:widowControl/>
       </w:pPr>
       <w:r>
-        <w:rPr>
-          <w:rFonts w:ascii="Calibri" w:hAnsi="Calibri" w:eastAsia="Calibri"/>
-          <w:b/>
-          <w:i w:val="0"/>
-          <w:color w:val="004E8C"/>
-          <w:sz w:val="28"/>
-        </w:rPr>
-        <w:t>Nə vaxt və necə yaranıb?</w:t>
+        <w:t>Nə vaxt və necə yaranıb</w:t>
       </w:r>
     </w:p>
     <w:p>
       <w:pPr>
-        <w:spacing w:after="160" w:line="276" w:lineRule="auto"/>
+        <w:widowControl/>
       </w:pPr>
       <w:r>
-        <w:rPr>
-          <w:rFonts w:ascii="Calibri" w:hAnsi="Calibri" w:eastAsia="Calibri"/>
-          <w:b w:val="0"/>
-          <w:i w:val="0"/>
-          <w:sz w:val="22"/>
-        </w:rPr>
-        <w:t>Son antik dövrdə Aralıq dənizi hövzəsinin bəzi yerlərində su dəyirmanları artıq oturuşmuş texnologiya idi. Orta əsrlərdə Avropa çaylarının sahilində dəyirmanlar çoxaldı, dənizkənarı ərazilərdə və düzənliklərdə dirəkli və qüllə tipli yel dəyirmanları tikildi. Suyu qurudan dəyirmanlar Niderlandın alçaq torpaqlarını dəyişdirdi; buxar enerjisi üstünlük qazananadək sənaye bölgələrində fabriklərin yanında daha iri su çarxları quruldu. Üstdən, ortadan və altdan axınla işləyən müxtəlif çarx növləri yarandı. Dəyirman tikmək üçün dülgərlik bacarığı qədər suyun düşmə hündürlüyündən istifadə hüququ da vacib idi.</w:t>
+        <w:t>Son antik dövrdə Aralıq dənizi dünyasının bəzi yerlərində su dəyirmanları artıq işləyirdi. Orta əsrlərdə Avropa çayları boyunca dəyirmanlar çoxaldı, sahil və düzənliklərdə dirəkli və qülləli yel dəyirmanları ucaldı. Su boşaldan dəyirmanlar alçaq əraziləri dəyişdi. Buxar üstünlük qazananadək sənaye rayonlarında fabriklərin yanında daha böyük çarxlar qurulurdu. Su çarxa yuxarıdan, orta hündürlükdən və ya altdan verilə bilərdi. Dülgərlik bacarığı qədər suyun düşmə gücündən istifadə hüququ da lazım idi.</w:t>
       </w:r>
     </w:p>
     <w:p>
       <w:pPr>
-        <w:keepNext/>
-        <w:spacing w:before="240" w:after="120"/>
+        <w:pStyle w:val="Heading1"/>
+        <w:widowControl/>
       </w:pPr>
       <w:r>
-        <w:rPr>
-          <w:rFonts w:ascii="Calibri" w:hAnsi="Calibri" w:eastAsia="Calibri"/>
-          <w:b/>
-          <w:i w:val="0"/>
-          <w:color w:val="004E8C"/>
-          <w:sz w:val="28"/>
-        </w:rPr>
-        <w:t>Elmi əhəmiyyəti</w:t>
+        <w:t>Elm üçün əhəmiyyəti</w:t>
       </w:r>
     </w:p>
     <w:p>
       <w:pPr>
-        <w:spacing w:after="160" w:line="276" w:lineRule="auto"/>
+        <w:widowControl/>
       </w:pPr>
       <w:r>
-        <w:rPr>
-          <w:rFonts w:ascii="Calibri" w:hAnsi="Calibri" w:eastAsia="Calibri"/>
-          <w:b w:val="0"/>
-          <w:i w:val="0"/>
-          <w:sz w:val="22"/>
-        </w:rPr>
-        <w:t>Dəyirmanlar fırlanma anını, dişli ötürmə nisbətini və axan mühitin qüvvəsini öyrədən ilk praktik nümunələrdəndir. Hansı su basqısına hansı çarxın uyğun gəldiyini müşahidə yolu ilə müəyyənləşdirmək empirik mühəndislik idi. Yel dəyirmanını küləyə yönəldən quyruq pərləri və qanad sahəsini azaldan mexanizmlər müasir avtomatlaşdırma anlayışından çox əvvəl əks-əlaqəli idarəetməni göstərirdi. Eyni fizika bu gün su elektrik turbinlərində və külək parklarında işləyir; yalnız material və miqyas dəyişib. Bir saatda neçə çuval un üyüdüldüyünün ölçülməsi insanlara gücü təkcə qollarındakı yorğunluq kimi deyil, hesablanan kəmiyyət kimi görməyi öyrətdi.</w:t>
+        <w:t>Dəyirmanlar fırlanma momenti, ötürmə nisbəti və axının qüvvəsi haqqında erkən dərslər idi. Hansı çarxın hansı su düşmə hündürlüyünə uyğun gəldiyini müşahidə etmək təcrübəyə əsaslanan mühəndislikdir. Yel dəyirmanını küləyə döndərən kiçik arxa çarxlar və qanad səthini tənzimləyən mexanizmlər müasir avtomatlaşdırma terminlərindən əvvəl əks əlaqəli idarəetməni göstərirdi. Eyni fizika sonralar su turbinlərində və külək parklarında işləyir; material və miqyas dəyişir. Məhsuldarlığı müəyyən vaxtda üyüdülən kisələrin sayı ilə ölçmək gücü yalnız qollarda hiss edilən qüvvə deyil, kəmiyyət kimi düşünməyi öyrətdi.</w:t>
       </w:r>
     </w:p>
     <w:p>
       <w:pPr>
-        <w:keepNext/>
-        <w:spacing w:before="240" w:after="120"/>
+        <w:pStyle w:val="Heading1"/>
+        <w:widowControl/>
       </w:pPr>
       <w:r>
-        <w:rPr>
-          <w:rFonts w:ascii="Calibri" w:hAnsi="Calibri" w:eastAsia="Calibri"/>
-          <w:b/>
-          <w:i w:val="0"/>
-          <w:color w:val="004E8C"/>
-          <w:sz w:val="28"/>
-        </w:rPr>
         <w:t>Sonrakı inkişafa təsiri</w:t>
       </w:r>
     </w:p>
     <w:p>
       <w:pPr>
-        <w:spacing w:after="160" w:line="276" w:lineRule="auto"/>
+        <w:widowControl/>
       </w:pPr>
       <w:r>
-        <w:rPr>
-          <w:rFonts w:ascii="Calibri" w:hAnsi="Calibri" w:eastAsia="Calibri"/>
-          <w:b w:val="0"/>
-          <w:i w:val="0"/>
-          <w:sz w:val="22"/>
-        </w:rPr>
-        <w:t>Kömürdən əvvəl suyun bir nöqtədə topladığı fırlanma gücü iri emalatxanaları mümkün etdi; toxuculuq müəssisələri çayların kənarında cəmləşirdi. Vallara və dişli çarxlara dair mexaniki biliklər saatlara, mədən qurğularına, sonda isə buxar maşınlarının konstruksiyasına keçdi. Ümumi su ehtiyatları və xüsusi dəyirman hüquqları ilə bağlı hüquqi qaydalar sonrakı enerji tənzimlənməsinin ilkin nümunəsi idi. Müasir bərpa olunan enerji də qədim razılaşmanı təkrarlayır: təbiətin hərəkətini tut, valı fırlat və iş gör.</w:t>
+        <w:t>Kömür dövründən əvvəl cəmlənmiş fırlanma gücü daha geniş istehsala imkan verdi: toxuculuq müəssisələri çayların kənarında toplaşdı. Vallar və dişlilər haqqında biliklər saatlara, mədənlərə və nəhayət buxar maşınlarına keçdi. Ümumi istifadə olunan ehtiyatlar və xüsusi dəyirman hüquqları sonrakı enerji tənzimləmələrinin ilkin nümunələri idi. Bugünkü bərpa olunan enerji də köhnə prinsipi davam etdirir: təbiətdən hərəkət götür, valı fırlat, iş gör.</w:t>
       </w:r>
     </w:p>
     <w:p>
       <w:pPr>
-        <w:keepNext/>
-        <w:spacing w:before="240" w:after="120"/>
+        <w:pStyle w:val="Heading1"/>
+        <w:widowControl/>
       </w:pPr>
       <w:r>
-        <w:rPr>
-          <w:rFonts w:ascii="Calibri" w:hAnsi="Calibri" w:eastAsia="Calibri"/>
-          <w:b/>
-          <w:i w:val="0"/>
-          <w:color w:val="004E8C"/>
-          <w:sz w:val="28"/>
-        </w:rPr>
-        <w:t>İnsan həyatını necə dəyişdi?</w:t>
+        <w:t>İnsan həyatını necə dəyişib</w:t>
       </w:r>
     </w:p>
     <w:p>
       <w:pPr>
-        <w:spacing w:after="160" w:line="276" w:lineRule="auto"/>
+        <w:widowControl/>
       </w:pPr>
       <w:r>
-        <w:rPr>
-          <w:rFonts w:ascii="Calibri" w:hAnsi="Calibri" w:eastAsia="Calibri"/>
-          <w:b w:val="0"/>
-          <w:i w:val="0"/>
-          <w:sz w:val="22"/>
-        </w:rPr>
-        <w:t>Dəyirman olan yerlərdə çörək və pivə istehsalı əl dəyirmanında saatlarla işləməkdən daha az asılı oldu, gündəlik üyütməyə sərf olunan vaxt azaldı. Kənd həyatı dəyirman arxı ətrafında qurulurdu; su üstündə mübahisə dolanışıq üstündə mübahisə demək idi. Yel dəyirmanları bataqlıq sahələri qurudur və sahil ticarətinə xidmət edirdi. Səs-küy, inhisar haqqı, quraqlıqdan və ya küləksiz havadan asılılıq isə bu texnologiyanın bədəli idi. Əsrlər boyu dəyirman qanadının və ya çarxın görünüşü təbiətin hərəkətinin insanların süfrəsi üçün işə qoşulduğunu göstərirdi.</w:t>
+        <w:t>Çörək və pivə istehsalı sonsuz əl üyütməsindən daha az asılı oldu; dəyirman olan yerdə gündəlik üyütmə vaxtı azaldı. Kəndlər dəyirman arxlarının ətrafında qurulur, su üstündə mübahisə dolanışıq üstündə mübahisə demək olurdu. Yel dəyirmanları bataqlıqları qurudur, sahil ticarətini gücləndirirdi. Səs-küy, inhisarçı ödənişlər, quraqlıq və küləksizlikdən asılılıq da vardı. Əsrlər boyu qanad və ya çarx silueti təbiətin hərəkətinin süfrə üçün işə qoşulduğunu bildirirdi.</w:t>
       </w:r>
     </w:p>
     <w:p>
       <w:pPr>
-        <w:keepNext/>
-        <w:spacing w:before="240" w:after="120"/>
+        <w:pStyle w:val="Heading1"/>
+        <w:widowControl/>
       </w:pPr>
       <w:r>
-        <w:rPr>
-          <w:rFonts w:ascii="Calibri" w:hAnsi="Calibri" w:eastAsia="Calibri"/>
-          <w:b/>
-          <w:i w:val="0"/>
-          <w:color w:val="004E8C"/>
-          <w:sz w:val="28"/>
-        </w:rPr>
         <w:t>Mənbələr və istinadlar</w:t>
       </w:r>
     </w:p>
     <w:p>
       <w:pPr>
-        <w:keepNext/>
-        <w:spacing w:before="240" w:after="120"/>
+        <w:pStyle w:val="Heading2"/>
+        <w:widowControl/>
       </w:pPr>
       <w:r>
         <w:rPr>
-          <w:rFonts w:ascii="Calibri" w:hAnsi="Calibri" w:eastAsia="Calibri"/>
-          <w:b/>
-          <w:i w:val="0"/>
-          <w:color w:val="004E8C"/>
-          <w:sz w:val="24"/>
+          <w:sz w:val="20"/>
         </w:rPr>
-        <w:t>A. Kitablar və əsas elmi əsərlər</w:t>
+        <w:t>A Kitablar və əsas elmi əsərlər</w:t>
       </w:r>
     </w:p>
     <w:p>
       <w:pPr>
-        <w:spacing w:after="80"/>
-        <w:ind w:left="360"/>
+        <w:widowControl/>
       </w:pPr>
       <w:r>
         <w:rPr>
-          <w:rFonts w:ascii="Calibri" w:hAnsi="Calibri" w:eastAsia="Calibri"/>
-          <w:b w:val="0"/>
-          <w:i w:val="0"/>
-          <w:sz w:val="22"/>
+          <w:sz w:val="20"/>
         </w:rPr>
         <w:t>1. Reynolds, Terry S. Stronger Than a Hundred Men: A History of the Vertical Water Wheel. Baltimore: Johns Hopkins University Press, 1983.</w:t>
       </w:r>
     </w:p>
     <w:p>
       <w:pPr>
-        <w:keepNext/>
-        <w:spacing w:before="240" w:after="120"/>
+        <w:pStyle w:val="Heading2"/>
+        <w:widowControl/>
       </w:pPr>
       <w:r>
         <w:rPr>
-          <w:rFonts w:ascii="Calibri" w:hAnsi="Calibri" w:eastAsia="Calibri"/>
-          <w:b/>
-          <w:i w:val="0"/>
-          <w:color w:val="004E8C"/>
-          <w:sz w:val="24"/>
+          <w:sz w:val="20"/>
         </w:rPr>
-        <w:t>C. Təşkilatların materialları və ensiklopedik mənbələr</w:t>
+        <w:t>C Qurumların materialları və ensiklopedik mənbələr</w:t>
       </w:r>
     </w:p>
     <w:p>
       <w:pPr>
-        <w:spacing w:after="80"/>
-        <w:ind w:left="360"/>
+        <w:widowControl/>
       </w:pPr>
       <w:r>
         <w:rPr>
-          <w:rFonts w:ascii="Calibri" w:hAnsi="Calibri" w:eastAsia="Calibri"/>
-          <w:b w:val="0"/>
-          <w:i w:val="0"/>
-          <w:sz w:val="22"/>
+          <w:sz w:val="20"/>
         </w:rPr>
-        <w:t>1. Encyclopaedia Britannica. “Waterwheel” (“Su çarxı”).</w:t>
-      </w:r>
-      <w:r>
-        <w:rPr>
-          <w:rFonts w:ascii="Calibri" w:hAnsi="Calibri" w:eastAsia="Calibri"/>
-          <w:b w:val="0"/>
-          <w:i w:val="0"/>
-          <w:sz w:val="22"/>
-        </w:rPr>
-        <w:t xml:space="preserve"> </w:t>
+        <w:t xml:space="preserve">1. Encyclopaedia Britannica. 'Waterwheel.' </w:t>
       </w:r>
       <w:hyperlink r:id="rId9">
         <w:r>
           <w:rPr>
-            <w:rFonts w:ascii="Calibri" w:hAnsi="Calibri" w:eastAsia="Calibri"/>
-            <w:b w:val="0"/>
-            <w:i w:val="0"/>
-            <w:sz w:val="22"/>
-            <w:color w:val="0563C1"/>
-            <w:u w:val="single"/>
+            <w:sz w:val="20"/>
           </w:rPr>
           <w:t>https://www.britannica.com/technology/waterwheel</w:t>
         </w:r>
       </w:hyperlink>
+      <w:r>
+        <w:rPr>
+          <w:sz w:val="20"/>
+        </w:rPr>
+      </w:r>
     </w:p>
     <w:p>
       <w:pPr>
-        <w:spacing w:after="80"/>
-        <w:ind w:left="360"/>
+        <w:widowControl/>
       </w:pPr>
       <w:r>
         <w:rPr>
-          <w:rFonts w:ascii="Calibri" w:hAnsi="Calibri" w:eastAsia="Calibri"/>
-          <w:b w:val="0"/>
-          <w:i w:val="0"/>
-          <w:sz w:val="22"/>
+          <w:sz w:val="20"/>
         </w:rPr>
-        <w:t>2. Encyclopaedia Britannica. “Windmill” (“Yel dəyirmanı”).</w:t>
-      </w:r>
-      <w:r>
-        <w:rPr>
-          <w:rFonts w:ascii="Calibri" w:hAnsi="Calibri" w:eastAsia="Calibri"/>
-          <w:b w:val="0"/>
-          <w:i w:val="0"/>
-          <w:sz w:val="22"/>
-        </w:rPr>
-        <w:t xml:space="preserve"> </w:t>
+        <w:t xml:space="preserve">2. Encyclopaedia Britannica. 'Windmill.' </w:t>
       </w:r>
       <w:hyperlink r:id="rId10">
         <w:r>
           <w:rPr>
-            <w:rFonts w:ascii="Calibri" w:hAnsi="Calibri" w:eastAsia="Calibri"/>
-            <w:b w:val="0"/>
-            <w:i w:val="0"/>
-            <w:sz w:val="22"/>
-            <w:color w:val="0563C1"/>
-            <w:u w:val="single"/>
+            <w:sz w:val="20"/>
           </w:rPr>
           <w:t>https://www.britannica.com/technology/windmill</w:t>
         </w:r>
       </w:hyperlink>
-    </w:p>
-    <w:p>
-      <w:pPr>
-        <w:keepNext/>
-        <w:spacing w:before="240" w:after="120"/>
-      </w:pPr>
       <w:r>
         <w:rPr>
-          <w:rFonts w:ascii="Calibri" w:hAnsi="Calibri" w:eastAsia="Calibri"/>
-          <w:b/>
-          <w:i w:val="0"/>
-          <w:color w:val="004E8C"/>
-          <w:sz w:val="24"/>
+          <w:sz w:val="20"/>
         </w:rPr>
-        <w:t>D. Muzey, arxiv və kitabxana materialları</w:t>
       </w:r>
     </w:p>
     <w:p>
       <w:pPr>
-        <w:spacing w:after="80"/>
-        <w:ind w:left="360"/>
+        <w:pStyle w:val="Heading2"/>
+        <w:widowControl/>
       </w:pPr>
       <w:r>
         <w:rPr>
-          <w:rFonts w:ascii="Calibri" w:hAnsi="Calibri" w:eastAsia="Calibri"/>
-          <w:b w:val="0"/>
-          <w:i w:val="0"/>
-          <w:sz w:val="22"/>
+          <w:sz w:val="20"/>
         </w:rPr>
-        <w:t>1. Science Museum (London). Dəyirman mühərrikləri və mexaniki ötürmə qurğuları.</w:t>
+        <w:t>D Muzey arxiv və kitabxana materialları</w:t>
       </w:r>
+    </w:p>
+    <w:p>
+      <w:pPr>
+        <w:widowControl/>
+      </w:pPr>
       <w:r>
         <w:rPr>
-          <w:rFonts w:ascii="Calibri" w:hAnsi="Calibri" w:eastAsia="Calibri"/>
-          <w:b w:val="0"/>
-          <w:i w:val="0"/>
-          <w:sz w:val="22"/>
+          <w:sz w:val="20"/>
         </w:rPr>
-        <w:t xml:space="preserve"> </w:t>
+        <w:t xml:space="preserve">1. Science Museum (London). Mill engines and power transmission objects. </w:t>
       </w:r>
       <w:hyperlink r:id="rId11">
         <w:r>
           <w:rPr>
-            <w:rFonts w:ascii="Calibri" w:hAnsi="Calibri" w:eastAsia="Calibri"/>
-            <w:b w:val="0"/>
-            <w:i w:val="0"/>
-            <w:sz w:val="22"/>
-            <w:color w:val="0563C1"/>
-            <w:u w:val="single"/>
+            <w:sz w:val="20"/>
           </w:rPr>
           <w:t>https://www.sciencemuseum.org.uk/objects-and-stories</w:t>
         </w:r>
       </w:hyperlink>
+      <w:r>
+        <w:rPr>
+          <w:sz w:val="20"/>
+        </w:rPr>
+      </w:r>
     </w:p>
     <w:sectPr>
-      <w:pgSz w:w="12240" w:h="15840"/>
-      <w:pgMar w:top="1296" w:right="1440" w:bottom="1296" w:left="1440" w:header="720" w:footer="720" w:gutter="0"/>
+      <w:footerReference w:type="default" r:id="rId12"/>
+      <w:pgSz w:w="11906" w:h="16838"/>
+      <w:pgMar w:top="1020" w:right="1134" w:bottom="1020" w:left="1134" w:header="720" w:footer="720" w:gutter="0"/>
       <w:cols w:space="720"/>
       <w:docGrid w:linePitch="360"/>
     </w:sectPr>
   </w:body>
 </w:document>
+</file>
+
+<file path=word/footer1.xml><?xml version="1.0" encoding="utf-8"?>
+<w:ftr xmlns:m="http://schemas.openxmlformats.org/officeDocument/2006/math" xmlns:mc="http://schemas.openxmlformats.org/markup-compatibility/2006" xmlns:mo="http://schemas.microsoft.com/office/mac/office/2008/main" xmlns:mv="urn:schemas-microsoft-com:mac:vml" xmlns:o="urn:schemas-microsoft-com:office:office" xmlns:r="http://schemas.openxmlformats.org/officeDocument/2006/relationships" xmlns:v="urn:schemas-microsoft-com:vml" xmlns:w10="urn:schemas-microsoft-com:office:word" xmlns:w14="http://schemas.microsoft.com/office/word/2010/wordml" xmlns:w="http://schemas.openxmlformats.org/wordprocessingml/2006/main" xmlns:wne="http://schemas.microsoft.com/office/word/2006/wordml" xmlns:wp14="http://schemas.microsoft.com/office/word/2010/wordprocessingDrawing" xmlns:wp="http://schemas.openxmlformats.org/drawingml/2006/wordprocessingDrawing" xmlns:wpc="http://schemas.microsoft.com/office/word/2010/wordprocessingCanvas" xmlns:wpg="http://schemas.microsoft.com/office/word/2010/wordprocessingGroup" xmlns:wpi="http://schemas.microsoft.com/office/word/2010/wordprocessingInk" xmlns:wps="http://schemas.microsoft.com/office/word/2010/wordprocessingShape" mc:Ignorable="w14 wp14">
+  <w:p>
+    <w:pPr>
+      <w:pStyle w:val="Footer"/>
+      <w:jc w:val="right"/>
+    </w:pPr>
+    <w:fldSimple w:instr="PAGE"/>
+  </w:p>
+</w:ftr>
 </file>
 
 <file path=word/numbering.xml><?xml version="1.0" encoding="utf-8"?>
@@ -735,7 +558,7 @@
   <w:docDefaults>
     <w:rPrDefault>
       <w:rPr>
-        <w:rFonts w:asciiTheme="minorHAnsi" w:eastAsiaTheme="minorEastAsia" w:hAnsiTheme="minorHAnsi" w:cstheme="minorBidi"/>
+        <w:rFonts/>
         <w:sz w:val="22"/>
         <w:szCs w:val="22"/>
         <w:lang w:val="en-US" w:eastAsia="en-US" w:bidi="ar-SA"/>
@@ -890,6 +713,15 @@
     <w:name w:val="Normal"/>
     <w:qFormat/>
     <w:rsid w:val="00FC693F"/>
+    <w:pPr>
+      <w:spacing w:after="120" w:line="259" w:lineRule="auto"/>
+    </w:pPr>
+    <w:rPr>
+      <w:rFonts w:ascii="Times New Roman" w:hAnsi="Times New Roman"/>
+      <w:color w:val="000000"/>
+      <w:sz w:val="24"/>
+      <w:lang w:val="az-Latn-AZ"/>
+    </w:rPr>
   </w:style>
   <w:style w:type="paragraph" w:styleId="Header">
     <w:name w:val="header"/>
@@ -946,16 +778,17 @@
     <w:pPr>
       <w:keepNext/>
       <w:keepLines/>
-      <w:spacing w:before="480" w:after="0"/>
+      <w:spacing w:before="480" w:after="120" w:line="259" w:lineRule="auto"/>
       <w:outlineLvl w:val="0"/>
     </w:pPr>
     <w:rPr>
-      <w:rFonts w:asciiTheme="majorHAnsi" w:eastAsiaTheme="majorEastAsia" w:hAnsiTheme="majorHAnsi" w:cstheme="majorBidi"/>
+      <w:rFonts w:ascii="Times New Roman" w:hAnsi="Times New Roman"/>
       <w:b/>
       <w:bCs/>
-      <w:color w:val="365F91" w:themeColor="accent1" w:themeShade="BF"/>
-      <w:sz w:val="28"/>
+      <w:color w:val="000000"/>
+      <w:sz w:val="26"/>
       <w:szCs w:val="28"/>
+      <w:lang w:val="az-Latn-AZ"/>
     </w:rPr>
   </w:style>
   <w:style w:type="paragraph" w:styleId="Heading2">
@@ -970,16 +803,17 @@
     <w:pPr>
       <w:keepNext/>
       <w:keepLines/>
-      <w:spacing w:before="200" w:after="0"/>
+      <w:spacing w:before="200" w:after="120" w:line="259" w:lineRule="auto"/>
       <w:outlineLvl w:val="1"/>
     </w:pPr>
     <w:rPr>
-      <w:rFonts w:asciiTheme="majorHAnsi" w:eastAsiaTheme="majorEastAsia" w:hAnsiTheme="majorHAnsi" w:cstheme="majorBidi"/>
+      <w:rFonts w:ascii="Times New Roman" w:hAnsi="Times New Roman"/>
       <w:b/>
       <w:bCs/>
-      <w:color w:val="4F81BD" w:themeColor="accent1"/>
+      <w:color w:val="000000"/>
       <w:sz w:val="26"/>
       <w:szCs w:val="26"/>
+      <w:lang w:val="az-Latn-AZ"/>
     </w:rPr>
   </w:style>
   <w:style w:type="paragraph" w:styleId="Heading3">
@@ -998,7 +832,7 @@
       <w:outlineLvl w:val="2"/>
     </w:pPr>
     <w:rPr>
-      <w:rFonts w:asciiTheme="majorHAnsi" w:eastAsiaTheme="majorEastAsia" w:hAnsiTheme="majorHAnsi" w:cstheme="majorBidi"/>
+      <w:rFonts/>
       <w:b/>
       <w:bCs/>
       <w:color w:val="4F81BD" w:themeColor="accent1"/>
@@ -1021,7 +855,7 @@
       <w:outlineLvl w:val="3"/>
     </w:pPr>
     <w:rPr>
-      <w:rFonts w:asciiTheme="majorHAnsi" w:eastAsiaTheme="majorEastAsia" w:hAnsiTheme="majorHAnsi" w:cstheme="majorBidi"/>
+      <w:rFonts/>
       <w:b/>
       <w:bCs/>
       <w:i/>
@@ -1046,7 +880,7 @@
       <w:outlineLvl w:val="4"/>
     </w:pPr>
     <w:rPr>
-      <w:rFonts w:asciiTheme="majorHAnsi" w:eastAsiaTheme="majorEastAsia" w:hAnsiTheme="majorHAnsi" w:cstheme="majorBidi"/>
+      <w:rFonts/>
       <w:color w:val="243F60" w:themeColor="accent1" w:themeShade="7F"/>
     </w:rPr>
   </w:style>
@@ -1067,7 +901,7 @@
       <w:outlineLvl w:val="5"/>
     </w:pPr>
     <w:rPr>
-      <w:rFonts w:asciiTheme="majorHAnsi" w:eastAsiaTheme="majorEastAsia" w:hAnsiTheme="majorHAnsi" w:cstheme="majorBidi"/>
+      <w:rFonts/>
       <w:i/>
       <w:iCs/>
       <w:color w:val="243F60" w:themeColor="accent1" w:themeShade="7F"/>
@@ -1090,7 +924,7 @@
       <w:outlineLvl w:val="6"/>
     </w:pPr>
     <w:rPr>
-      <w:rFonts w:asciiTheme="majorHAnsi" w:eastAsiaTheme="majorEastAsia" w:hAnsiTheme="majorHAnsi" w:cstheme="majorBidi"/>
+      <w:rFonts/>
       <w:i/>
       <w:iCs/>
       <w:color w:val="404040" w:themeColor="text1" w:themeTint="BF"/>
@@ -1113,7 +947,7 @@
       <w:outlineLvl w:val="7"/>
     </w:pPr>
     <w:rPr>
-      <w:rFonts w:asciiTheme="majorHAnsi" w:eastAsiaTheme="majorEastAsia" w:hAnsiTheme="majorHAnsi" w:cstheme="majorBidi"/>
+      <w:rFonts/>
       <w:color w:val="4F81BD" w:themeColor="accent1"/>
       <w:sz w:val="20"/>
       <w:szCs w:val="20"/>
@@ -1136,7 +970,7 @@
       <w:outlineLvl w:val="8"/>
     </w:pPr>
     <w:rPr>
-      <w:rFonts w:asciiTheme="majorHAnsi" w:eastAsiaTheme="majorEastAsia" w:hAnsiTheme="majorHAnsi" w:cstheme="majorBidi"/>
+      <w:rFonts/>
       <w:i/>
       <w:iCs/>
       <w:color w:val="404040" w:themeColor="text1" w:themeTint="BF"/>
@@ -1187,7 +1021,7 @@
     <w:uiPriority w:val="9"/>
     <w:rsid w:val="00FC693F"/>
     <w:rPr>
-      <w:rFonts w:asciiTheme="majorHAnsi" w:eastAsiaTheme="majorEastAsia" w:hAnsiTheme="majorHAnsi" w:cstheme="majorBidi"/>
+      <w:rFonts/>
       <w:b/>
       <w:bCs/>
       <w:color w:val="365F91" w:themeColor="accent1" w:themeShade="BF"/>
@@ -1202,7 +1036,7 @@
     <w:uiPriority w:val="9"/>
     <w:rsid w:val="00FC693F"/>
     <w:rPr>
-      <w:rFonts w:asciiTheme="majorHAnsi" w:eastAsiaTheme="majorEastAsia" w:hAnsiTheme="majorHAnsi" w:cstheme="majorBidi"/>
+      <w:rFonts/>
       <w:b/>
       <w:bCs/>
       <w:color w:val="4F81BD" w:themeColor="accent1"/>
@@ -1217,7 +1051,7 @@
     <w:uiPriority w:val="9"/>
     <w:rsid w:val="00FC693F"/>
     <w:rPr>
-      <w:rFonts w:asciiTheme="majorHAnsi" w:eastAsiaTheme="majorEastAsia" w:hAnsiTheme="majorHAnsi" w:cstheme="majorBidi"/>
+      <w:rFonts/>
       <w:b/>
       <w:bCs/>
       <w:color w:val="4F81BD" w:themeColor="accent1"/>
@@ -1232,19 +1066,17 @@
     <w:qFormat/>
     <w:rsid w:val="00FC693F"/>
     <w:pPr>
-      <w:pBdr>
-        <w:bottom w:val="single" w:sz="8" w:space="4" w:color="4F81BD" w:themeColor="accent1"/>
-      </w:pBdr>
-      <w:spacing w:after="300" w:line="240" w:lineRule="auto"/>
+      <w:spacing w:after="120" w:line="259" w:lineRule="auto"/>
       <w:contextualSpacing/>
     </w:pPr>
     <w:rPr>
-      <w:rFonts w:asciiTheme="majorHAnsi" w:eastAsiaTheme="majorEastAsia" w:hAnsiTheme="majorHAnsi" w:cstheme="majorBidi"/>
-      <w:color w:val="17365D" w:themeColor="text2" w:themeShade="BF"/>
+      <w:rFonts w:ascii="Times New Roman" w:hAnsi="Times New Roman"/>
+      <w:color w:val="000000"/>
       <w:spacing w:val="5"/>
       <w:kern w:val="28"/>
-      <w:sz w:val="52"/>
+      <w:sz w:val="40"/>
       <w:szCs w:val="52"/>
+      <w:lang w:val="az-Latn-AZ"/>
     </w:rPr>
   </w:style>
   <w:style w:type="character" w:customStyle="1" w:styleId="TitleChar">
@@ -1254,7 +1086,7 @@
     <w:uiPriority w:val="10"/>
     <w:rsid w:val="00FC693F"/>
     <w:rPr>
-      <w:rFonts w:asciiTheme="majorHAnsi" w:eastAsiaTheme="majorEastAsia" w:hAnsiTheme="majorHAnsi" w:cstheme="majorBidi"/>
+      <w:rFonts/>
       <w:color w:val="17365D" w:themeColor="text2" w:themeShade="BF"/>
       <w:spacing w:val="5"/>
       <w:kern w:val="28"/>
@@ -1276,7 +1108,7 @@
       </w:numPr>
     </w:pPr>
     <w:rPr>
-      <w:rFonts w:asciiTheme="majorHAnsi" w:eastAsiaTheme="majorEastAsia" w:hAnsiTheme="majorHAnsi" w:cstheme="majorBidi"/>
+      <w:rFonts/>
       <w:i/>
       <w:iCs/>
       <w:color w:val="4F81BD" w:themeColor="accent1"/>
@@ -1292,7 +1124,7 @@
     <w:uiPriority w:val="11"/>
     <w:rsid w:val="00FC693F"/>
     <w:rPr>
-      <w:rFonts w:asciiTheme="majorHAnsi" w:eastAsiaTheme="majorEastAsia" w:hAnsiTheme="majorHAnsi" w:cstheme="majorBidi"/>
+      <w:rFonts/>
       <w:i/>
       <w:iCs/>
       <w:color w:val="4F81BD" w:themeColor="accent1"/>
@@ -1417,8 +1249,15 @@
       <w:numPr>
         <w:numId w:val="1"/>
       </w:numPr>
+      <w:spacing w:after="120" w:line="259" w:lineRule="auto"/>
       <w:contextualSpacing/>
     </w:pPr>
+    <w:rPr>
+      <w:rFonts w:ascii="Times New Roman" w:hAnsi="Times New Roman"/>
+      <w:color w:val="000000"/>
+      <w:sz w:val="24"/>
+      <w:lang w:val="az-Latn-AZ"/>
+    </w:rPr>
   </w:style>
   <w:style w:type="paragraph" w:styleId="ListBullet2">
     <w:name w:val="List Bullet 2"/>
@@ -1590,7 +1429,7 @@
     <w:semiHidden/>
     <w:rsid w:val="00FC693F"/>
     <w:rPr>
-      <w:rFonts w:asciiTheme="majorHAnsi" w:eastAsiaTheme="majorEastAsia" w:hAnsiTheme="majorHAnsi" w:cstheme="majorBidi"/>
+      <w:rFonts/>
       <w:b/>
       <w:bCs/>
       <w:i/>
@@ -1606,7 +1445,7 @@
     <w:semiHidden/>
     <w:rsid w:val="00FC693F"/>
     <w:rPr>
-      <w:rFonts w:asciiTheme="majorHAnsi" w:eastAsiaTheme="majorEastAsia" w:hAnsiTheme="majorHAnsi" w:cstheme="majorBidi"/>
+      <w:rFonts/>
       <w:color w:val="243F60" w:themeColor="accent1" w:themeShade="7F"/>
     </w:rPr>
   </w:style>
@@ -1618,7 +1457,7 @@
     <w:semiHidden/>
     <w:rsid w:val="00FC693F"/>
     <w:rPr>
-      <w:rFonts w:asciiTheme="majorHAnsi" w:eastAsiaTheme="majorEastAsia" w:hAnsiTheme="majorHAnsi" w:cstheme="majorBidi"/>
+      <w:rFonts/>
       <w:i/>
       <w:iCs/>
       <w:color w:val="243F60" w:themeColor="accent1" w:themeShade="7F"/>
@@ -1632,7 +1471,7 @@
     <w:semiHidden/>
     <w:rsid w:val="00FC693F"/>
     <w:rPr>
-      <w:rFonts w:asciiTheme="majorHAnsi" w:eastAsiaTheme="majorEastAsia" w:hAnsiTheme="majorHAnsi" w:cstheme="majorBidi"/>
+      <w:rFonts/>
       <w:i/>
       <w:iCs/>
       <w:color w:val="404040" w:themeColor="text1" w:themeTint="BF"/>
@@ -1646,7 +1485,7 @@
     <w:semiHidden/>
     <w:rsid w:val="00FC693F"/>
     <w:rPr>
-      <w:rFonts w:asciiTheme="majorHAnsi" w:eastAsiaTheme="majorEastAsia" w:hAnsiTheme="majorHAnsi" w:cstheme="majorBidi"/>
+      <w:rFonts/>
       <w:color w:val="4F81BD" w:themeColor="accent1"/>
       <w:sz w:val="20"/>
       <w:szCs w:val="20"/>
@@ -1660,7 +1499,7 @@
     <w:semiHidden/>
     <w:rsid w:val="00FC693F"/>
     <w:rPr>
-      <w:rFonts w:asciiTheme="majorHAnsi" w:eastAsiaTheme="majorEastAsia" w:hAnsiTheme="majorHAnsi" w:cstheme="majorBidi"/>
+      <w:rFonts/>
       <w:i/>
       <w:iCs/>
       <w:color w:val="404040" w:themeColor="text1" w:themeTint="BF"/>
@@ -1719,9 +1558,6 @@
     <w:qFormat/>
     <w:rsid w:val="00FC693F"/>
     <w:pPr>
-      <w:pBdr>
-        <w:bottom w:val="single" w:sz="4" w:space="4" w:color="4F81BD" w:themeColor="accent1"/>
-      </w:pBdr>
       <w:spacing w:before="200" w:after="280"/>
       <w:ind w:left="936" w:right="936"/>
     </w:pPr>
@@ -3249,7 +3085,7 @@
         <w:spacing w:before="0" w:after="0" w:line="240" w:lineRule="auto"/>
       </w:pPr>
       <w:rPr>
-        <w:rFonts w:asciiTheme="majorHAnsi" w:eastAsiaTheme="majorEastAsia" w:hAnsiTheme="majorHAnsi" w:cstheme="majorBidi"/>
+        <w:rFonts/>
         <w:b/>
         <w:bCs/>
       </w:rPr>
@@ -3270,7 +3106,7 @@
         <w:spacing w:before="0" w:after="0" w:line="240" w:lineRule="auto"/>
       </w:pPr>
       <w:rPr>
-        <w:rFonts w:asciiTheme="majorHAnsi" w:eastAsiaTheme="majorEastAsia" w:hAnsiTheme="majorHAnsi" w:cstheme="majorBidi"/>
+        <w:rFonts/>
         <w:b/>
         <w:bCs/>
       </w:rPr>
@@ -3288,14 +3124,14 @@
     </w:tblStylePr>
     <w:tblStylePr w:type="firstCol">
       <w:rPr>
-        <w:rFonts w:asciiTheme="majorHAnsi" w:eastAsiaTheme="majorEastAsia" w:hAnsiTheme="majorHAnsi" w:cstheme="majorBidi"/>
+        <w:rFonts/>
         <w:b/>
         <w:bCs/>
       </w:rPr>
     </w:tblStylePr>
     <w:tblStylePr w:type="lastCol">
       <w:rPr>
-        <w:rFonts w:asciiTheme="majorHAnsi" w:eastAsiaTheme="majorEastAsia" w:hAnsiTheme="majorHAnsi" w:cstheme="majorBidi"/>
+        <w:rFonts/>
         <w:b/>
         <w:bCs/>
       </w:rPr>
@@ -3379,7 +3215,7 @@
         <w:spacing w:before="0" w:after="0" w:line="240" w:lineRule="auto"/>
       </w:pPr>
       <w:rPr>
-        <w:rFonts w:asciiTheme="majorHAnsi" w:eastAsiaTheme="majorEastAsia" w:hAnsiTheme="majorHAnsi" w:cstheme="majorBidi"/>
+        <w:rFonts/>
         <w:b/>
         <w:bCs/>
       </w:rPr>
@@ -3400,7 +3236,7 @@
         <w:spacing w:before="0" w:after="0" w:line="240" w:lineRule="auto"/>
       </w:pPr>
       <w:rPr>
-        <w:rFonts w:asciiTheme="majorHAnsi" w:eastAsiaTheme="majorEastAsia" w:hAnsiTheme="majorHAnsi" w:cstheme="majorBidi"/>
+        <w:rFonts/>
         <w:b/>
         <w:bCs/>
       </w:rPr>
@@ -3418,14 +3254,14 @@
     </w:tblStylePr>
     <w:tblStylePr w:type="firstCol">
       <w:rPr>
-        <w:rFonts w:asciiTheme="majorHAnsi" w:eastAsiaTheme="majorEastAsia" w:hAnsiTheme="majorHAnsi" w:cstheme="majorBidi"/>
+        <w:rFonts/>
         <w:b/>
         <w:bCs/>
       </w:rPr>
     </w:tblStylePr>
     <w:tblStylePr w:type="lastCol">
       <w:rPr>
-        <w:rFonts w:asciiTheme="majorHAnsi" w:eastAsiaTheme="majorEastAsia" w:hAnsiTheme="majorHAnsi" w:cstheme="majorBidi"/>
+        <w:rFonts/>
         <w:b/>
         <w:bCs/>
       </w:rPr>
@@ -3509,7 +3345,7 @@
         <w:spacing w:before="0" w:after="0" w:line="240" w:lineRule="auto"/>
       </w:pPr>
       <w:rPr>
-        <w:rFonts w:asciiTheme="majorHAnsi" w:eastAsiaTheme="majorEastAsia" w:hAnsiTheme="majorHAnsi" w:cstheme="majorBidi"/>
+        <w:rFonts/>
         <w:b/>
         <w:bCs/>
       </w:rPr>
@@ -3530,7 +3366,7 @@
         <w:spacing w:before="0" w:after="0" w:line="240" w:lineRule="auto"/>
       </w:pPr>
       <w:rPr>
-        <w:rFonts w:asciiTheme="majorHAnsi" w:eastAsiaTheme="majorEastAsia" w:hAnsiTheme="majorHAnsi" w:cstheme="majorBidi"/>
+        <w:rFonts/>
         <w:b/>
         <w:bCs/>
       </w:rPr>
@@ -3548,14 +3384,14 @@
     </w:tblStylePr>
     <w:tblStylePr w:type="firstCol">
       <w:rPr>
-        <w:rFonts w:asciiTheme="majorHAnsi" w:eastAsiaTheme="majorEastAsia" w:hAnsiTheme="majorHAnsi" w:cstheme="majorBidi"/>
+        <w:rFonts/>
         <w:b/>
         <w:bCs/>
       </w:rPr>
     </w:tblStylePr>
     <w:tblStylePr w:type="lastCol">
       <w:rPr>
-        <w:rFonts w:asciiTheme="majorHAnsi" w:eastAsiaTheme="majorEastAsia" w:hAnsiTheme="majorHAnsi" w:cstheme="majorBidi"/>
+        <w:rFonts/>
         <w:b/>
         <w:bCs/>
       </w:rPr>
@@ -3639,7 +3475,7 @@
         <w:spacing w:before="0" w:after="0" w:line="240" w:lineRule="auto"/>
       </w:pPr>
       <w:rPr>
-        <w:rFonts w:asciiTheme="majorHAnsi" w:eastAsiaTheme="majorEastAsia" w:hAnsiTheme="majorHAnsi" w:cstheme="majorBidi"/>
+        <w:rFonts/>
         <w:b/>
         <w:bCs/>
       </w:rPr>
@@ -3660,7 +3496,7 @@
         <w:spacing w:before="0" w:after="0" w:line="240" w:lineRule="auto"/>
       </w:pPr>
       <w:rPr>
-        <w:rFonts w:asciiTheme="majorHAnsi" w:eastAsiaTheme="majorEastAsia" w:hAnsiTheme="majorHAnsi" w:cstheme="majorBidi"/>
+        <w:rFonts/>
         <w:b/>
         <w:bCs/>
       </w:rPr>
@@ -3678,14 +3514,14 @@
     </w:tblStylePr>
     <w:tblStylePr w:type="firstCol">
       <w:rPr>
-        <w:rFonts w:asciiTheme="majorHAnsi" w:eastAsiaTheme="majorEastAsia" w:hAnsiTheme="majorHAnsi" w:cstheme="majorBidi"/>
+        <w:rFonts/>
         <w:b/>
         <w:bCs/>
       </w:rPr>
     </w:tblStylePr>
     <w:tblStylePr w:type="lastCol">
       <w:rPr>
-        <w:rFonts w:asciiTheme="majorHAnsi" w:eastAsiaTheme="majorEastAsia" w:hAnsiTheme="majorHAnsi" w:cstheme="majorBidi"/>
+        <w:rFonts/>
         <w:b/>
         <w:bCs/>
       </w:rPr>
@@ -3769,7 +3605,7 @@
         <w:spacing w:before="0" w:after="0" w:line="240" w:lineRule="auto"/>
       </w:pPr>
       <w:rPr>
-        <w:rFonts w:asciiTheme="majorHAnsi" w:eastAsiaTheme="majorEastAsia" w:hAnsiTheme="majorHAnsi" w:cstheme="majorBidi"/>
+        <w:rFonts/>
         <w:b/>
         <w:bCs/>
       </w:rPr>
@@ -3790,7 +3626,7 @@
         <w:spacing w:before="0" w:after="0" w:line="240" w:lineRule="auto"/>
       </w:pPr>
       <w:rPr>
-        <w:rFonts w:asciiTheme="majorHAnsi" w:eastAsiaTheme="majorEastAsia" w:hAnsiTheme="majorHAnsi" w:cstheme="majorBidi"/>
+        <w:rFonts/>
         <w:b/>
         <w:bCs/>
       </w:rPr>
@@ -3808,14 +3644,14 @@
     </w:tblStylePr>
     <w:tblStylePr w:type="firstCol">
       <w:rPr>
-        <w:rFonts w:asciiTheme="majorHAnsi" w:eastAsiaTheme="majorEastAsia" w:hAnsiTheme="majorHAnsi" w:cstheme="majorBidi"/>
+        <w:rFonts/>
         <w:b/>
         <w:bCs/>
       </w:rPr>
     </w:tblStylePr>
     <w:tblStylePr w:type="lastCol">
       <w:rPr>
-        <w:rFonts w:asciiTheme="majorHAnsi" w:eastAsiaTheme="majorEastAsia" w:hAnsiTheme="majorHAnsi" w:cstheme="majorBidi"/>
+        <w:rFonts/>
         <w:b/>
         <w:bCs/>
       </w:rPr>
@@ -3899,7 +3735,7 @@
         <w:spacing w:before="0" w:after="0" w:line="240" w:lineRule="auto"/>
       </w:pPr>
       <w:rPr>
-        <w:rFonts w:asciiTheme="majorHAnsi" w:eastAsiaTheme="majorEastAsia" w:hAnsiTheme="majorHAnsi" w:cstheme="majorBidi"/>
+        <w:rFonts/>
         <w:b/>
         <w:bCs/>
       </w:rPr>
@@ -3920,7 +3756,7 @@
         <w:spacing w:before="0" w:after="0" w:line="240" w:lineRule="auto"/>
       </w:pPr>
       <w:rPr>
-        <w:rFonts w:asciiTheme="majorHAnsi" w:eastAsiaTheme="majorEastAsia" w:hAnsiTheme="majorHAnsi" w:cstheme="majorBidi"/>
+        <w:rFonts/>
         <w:b/>
         <w:bCs/>
       </w:rPr>
@@ -3938,14 +3774,14 @@
     </w:tblStylePr>
     <w:tblStylePr w:type="firstCol">
       <w:rPr>
-        <w:rFonts w:asciiTheme="majorHAnsi" w:eastAsiaTheme="majorEastAsia" w:hAnsiTheme="majorHAnsi" w:cstheme="majorBidi"/>
+        <w:rFonts/>
         <w:b/>
         <w:bCs/>
       </w:rPr>
     </w:tblStylePr>
     <w:tblStylePr w:type="lastCol">
       <w:rPr>
-        <w:rFonts w:asciiTheme="majorHAnsi" w:eastAsiaTheme="majorEastAsia" w:hAnsiTheme="majorHAnsi" w:cstheme="majorBidi"/>
+        <w:rFonts/>
         <w:b/>
         <w:bCs/>
       </w:rPr>
@@ -4029,7 +3865,7 @@
         <w:spacing w:before="0" w:after="0" w:line="240" w:lineRule="auto"/>
       </w:pPr>
       <w:rPr>
-        <w:rFonts w:asciiTheme="majorHAnsi" w:eastAsiaTheme="majorEastAsia" w:hAnsiTheme="majorHAnsi" w:cstheme="majorBidi"/>
+        <w:rFonts/>
         <w:b/>
         <w:bCs/>
       </w:rPr>
@@ -4050,7 +3886,7 @@
         <w:spacing w:before="0" w:after="0" w:line="240" w:lineRule="auto"/>
       </w:pPr>
       <w:rPr>
-        <w:rFonts w:asciiTheme="majorHAnsi" w:eastAsiaTheme="majorEastAsia" w:hAnsiTheme="majorHAnsi" w:cstheme="majorBidi"/>
+        <w:rFonts/>
         <w:b/>
         <w:bCs/>
       </w:rPr>
@@ -4068,14 +3904,14 @@
     </w:tblStylePr>
     <w:tblStylePr w:type="firstCol">
       <w:rPr>
-        <w:rFonts w:asciiTheme="majorHAnsi" w:eastAsiaTheme="majorEastAsia" w:hAnsiTheme="majorHAnsi" w:cstheme="majorBidi"/>
+        <w:rFonts/>
         <w:b/>
         <w:bCs/>
       </w:rPr>
     </w:tblStylePr>
     <w:tblStylePr w:type="lastCol">
       <w:rPr>
-        <w:rFonts w:asciiTheme="majorHAnsi" w:eastAsiaTheme="majorEastAsia" w:hAnsiTheme="majorHAnsi" w:cstheme="majorBidi"/>
+        <w:rFonts/>
         <w:b/>
         <w:bCs/>
       </w:rPr>
@@ -5940,7 +5776,7 @@
     </w:tblPr>
     <w:tblStylePr w:type="firstRow">
       <w:rPr>
-        <w:rFonts w:asciiTheme="majorHAnsi" w:eastAsiaTheme="majorEastAsia" w:hAnsiTheme="majorHAnsi" w:cstheme="majorBidi"/>
+        <w:rFonts/>
       </w:rPr>
       <w:tblPr/>
       <w:tcPr>
@@ -6024,7 +5860,7 @@
     </w:tblPr>
     <w:tblStylePr w:type="firstRow">
       <w:rPr>
-        <w:rFonts w:asciiTheme="majorHAnsi" w:eastAsiaTheme="majorEastAsia" w:hAnsiTheme="majorHAnsi" w:cstheme="majorBidi"/>
+        <w:rFonts/>
       </w:rPr>
       <w:tblPr/>
       <w:tcPr>
@@ -6108,7 +5944,7 @@
     </w:tblPr>
     <w:tblStylePr w:type="firstRow">
       <w:rPr>
-        <w:rFonts w:asciiTheme="majorHAnsi" w:eastAsiaTheme="majorEastAsia" w:hAnsiTheme="majorHAnsi" w:cstheme="majorBidi"/>
+        <w:rFonts/>
       </w:rPr>
       <w:tblPr/>
       <w:tcPr>
@@ -6192,7 +6028,7 @@
     </w:tblPr>
     <w:tblStylePr w:type="firstRow">
       <w:rPr>
-        <w:rFonts w:asciiTheme="majorHAnsi" w:eastAsiaTheme="majorEastAsia" w:hAnsiTheme="majorHAnsi" w:cstheme="majorBidi"/>
+        <w:rFonts/>
       </w:rPr>
       <w:tblPr/>
       <w:tcPr>
@@ -6276,7 +6112,7 @@
     </w:tblPr>
     <w:tblStylePr w:type="firstRow">
       <w:rPr>
-        <w:rFonts w:asciiTheme="majorHAnsi" w:eastAsiaTheme="majorEastAsia" w:hAnsiTheme="majorHAnsi" w:cstheme="majorBidi"/>
+        <w:rFonts/>
       </w:rPr>
       <w:tblPr/>
       <w:tcPr>
@@ -6360,7 +6196,7 @@
     </w:tblPr>
     <w:tblStylePr w:type="firstRow">
       <w:rPr>
-        <w:rFonts w:asciiTheme="majorHAnsi" w:eastAsiaTheme="majorEastAsia" w:hAnsiTheme="majorHAnsi" w:cstheme="majorBidi"/>
+        <w:rFonts/>
       </w:rPr>
       <w:tblPr/>
       <w:tcPr>
@@ -6444,7 +6280,7 @@
     </w:tblPr>
     <w:tblStylePr w:type="firstRow">
       <w:rPr>
-        <w:rFonts w:asciiTheme="majorHAnsi" w:eastAsiaTheme="majorEastAsia" w:hAnsiTheme="majorHAnsi" w:cstheme="majorBidi"/>
+        <w:rFonts/>
       </w:rPr>
       <w:tblPr/>
       <w:tcPr>
@@ -6509,7 +6345,7 @@
       <w:spacing w:after="0" w:line="240" w:lineRule="auto"/>
     </w:pPr>
     <w:rPr>
-      <w:rFonts w:asciiTheme="majorHAnsi" w:eastAsiaTheme="majorEastAsia" w:hAnsiTheme="majorHAnsi" w:cstheme="majorBidi"/>
+      <w:rFonts/>
       <w:color w:val="000000" w:themeColor="text1"/>
     </w:rPr>
     <w:tblPr>
@@ -6637,7 +6473,7 @@
       <w:spacing w:after="0" w:line="240" w:lineRule="auto"/>
     </w:pPr>
     <w:rPr>
-      <w:rFonts w:asciiTheme="majorHAnsi" w:eastAsiaTheme="majorEastAsia" w:hAnsiTheme="majorHAnsi" w:cstheme="majorBidi"/>
+      <w:rFonts/>
       <w:color w:val="000000" w:themeColor="text1"/>
     </w:rPr>
     <w:tblPr>
@@ -6765,7 +6601,7 @@
       <w:spacing w:after="0" w:line="240" w:lineRule="auto"/>
     </w:pPr>
     <w:rPr>
-      <w:rFonts w:asciiTheme="majorHAnsi" w:eastAsiaTheme="majorEastAsia" w:hAnsiTheme="majorHAnsi" w:cstheme="majorBidi"/>
+      <w:rFonts/>
       <w:color w:val="000000" w:themeColor="text1"/>
     </w:rPr>
     <w:tblPr>
@@ -6893,7 +6729,7 @@
       <w:spacing w:after="0" w:line="240" w:lineRule="auto"/>
     </w:pPr>
     <w:rPr>
-      <w:rFonts w:asciiTheme="majorHAnsi" w:eastAsiaTheme="majorEastAsia" w:hAnsiTheme="majorHAnsi" w:cstheme="majorBidi"/>
+      <w:rFonts/>
       <w:color w:val="000000" w:themeColor="text1"/>
     </w:rPr>
     <w:tblPr>
@@ -7021,7 +6857,7 @@
       <w:spacing w:after="0" w:line="240" w:lineRule="auto"/>
     </w:pPr>
     <w:rPr>
-      <w:rFonts w:asciiTheme="majorHAnsi" w:eastAsiaTheme="majorEastAsia" w:hAnsiTheme="majorHAnsi" w:cstheme="majorBidi"/>
+      <w:rFonts/>
       <w:color w:val="000000" w:themeColor="text1"/>
     </w:rPr>
     <w:tblPr>
@@ -7149,7 +6985,7 @@
       <w:spacing w:after="0" w:line="240" w:lineRule="auto"/>
     </w:pPr>
     <w:rPr>
-      <w:rFonts w:asciiTheme="majorHAnsi" w:eastAsiaTheme="majorEastAsia" w:hAnsiTheme="majorHAnsi" w:cstheme="majorBidi"/>
+      <w:rFonts/>
       <w:color w:val="000000" w:themeColor="text1"/>
     </w:rPr>
     <w:tblPr>
@@ -7277,7 +7113,7 @@
       <w:spacing w:after="0" w:line="240" w:lineRule="auto"/>
     </w:pPr>
     <w:rPr>
-      <w:rFonts w:asciiTheme="majorHAnsi" w:eastAsiaTheme="majorEastAsia" w:hAnsiTheme="majorHAnsi" w:cstheme="majorBidi"/>
+      <w:rFonts/>
       <w:color w:val="000000" w:themeColor="text1"/>
     </w:rPr>
     <w:tblPr>
@@ -7916,7 +7752,7 @@
       <w:spacing w:after="0" w:line="240" w:lineRule="auto"/>
     </w:pPr>
     <w:rPr>
-      <w:rFonts w:asciiTheme="majorHAnsi" w:eastAsiaTheme="majorEastAsia" w:hAnsiTheme="majorHAnsi" w:cstheme="majorBidi"/>
+      <w:rFonts/>
       <w:color w:val="000000" w:themeColor="text1"/>
     </w:rPr>
     <w:tblPr>
@@ -8041,7 +7877,7 @@
       <w:spacing w:after="0" w:line="240" w:lineRule="auto"/>
     </w:pPr>
     <w:rPr>
-      <w:rFonts w:asciiTheme="majorHAnsi" w:eastAsiaTheme="majorEastAsia" w:hAnsiTheme="majorHAnsi" w:cstheme="majorBidi"/>
+      <w:rFonts/>
       <w:color w:val="000000" w:themeColor="text1"/>
     </w:rPr>
     <w:tblPr>
@@ -8166,7 +8002,7 @@
       <w:spacing w:after="0" w:line="240" w:lineRule="auto"/>
     </w:pPr>
     <w:rPr>
-      <w:rFonts w:asciiTheme="majorHAnsi" w:eastAsiaTheme="majorEastAsia" w:hAnsiTheme="majorHAnsi" w:cstheme="majorBidi"/>
+      <w:rFonts/>
       <w:color w:val="000000" w:themeColor="text1"/>
     </w:rPr>
     <w:tblPr>
@@ -8291,7 +8127,7 @@
       <w:spacing w:after="0" w:line="240" w:lineRule="auto"/>
     </w:pPr>
     <w:rPr>
-      <w:rFonts w:asciiTheme="majorHAnsi" w:eastAsiaTheme="majorEastAsia" w:hAnsiTheme="majorHAnsi" w:cstheme="majorBidi"/>
+      <w:rFonts/>
       <w:color w:val="000000" w:themeColor="text1"/>
     </w:rPr>
     <w:tblPr>
@@ -8416,7 +8252,7 @@
       <w:spacing w:after="0" w:line="240" w:lineRule="auto"/>
     </w:pPr>
     <w:rPr>
-      <w:rFonts w:asciiTheme="majorHAnsi" w:eastAsiaTheme="majorEastAsia" w:hAnsiTheme="majorHAnsi" w:cstheme="majorBidi"/>
+      <w:rFonts/>
       <w:color w:val="000000" w:themeColor="text1"/>
     </w:rPr>
     <w:tblPr>
@@ -8541,7 +8377,7 @@
       <w:spacing w:after="0" w:line="240" w:lineRule="auto"/>
     </w:pPr>
     <w:rPr>
-      <w:rFonts w:asciiTheme="majorHAnsi" w:eastAsiaTheme="majorEastAsia" w:hAnsiTheme="majorHAnsi" w:cstheme="majorBidi"/>
+      <w:rFonts/>
       <w:color w:val="000000" w:themeColor="text1"/>
     </w:rPr>
     <w:tblPr>
@@ -8666,7 +8502,7 @@
       <w:spacing w:after="0" w:line="240" w:lineRule="auto"/>
     </w:pPr>
     <w:rPr>
-      <w:rFonts w:asciiTheme="majorHAnsi" w:eastAsiaTheme="majorEastAsia" w:hAnsiTheme="majorHAnsi" w:cstheme="majorBidi"/>
+      <w:rFonts/>
       <w:color w:val="000000" w:themeColor="text1"/>
     </w:rPr>
     <w:tblPr>

--- a/az/discovery-articles/3.13 Su çarxı və yel dəyirmanı.docx
+++ b/az/discovery-articles/3.13 Su çarxı və yel dəyirmanı.docx
@@ -32,7 +32,7 @@
         <w:rPr>
           <w:sz w:val="20"/>
         </w:rPr>
-        <w:t>Dövr: antik dövr (su çarxları); orta əsrlərdən yel dəyirmanlarının geniş yayılması; sənaye dəyirmanlarınadək uzun təkmilləşmə | Əsas iştirakçılar: ellinizm və Roma mühəndisləri; orta əsr Avropa və Yaxın Şərq dəyirman ustaları; sonrakı sənaye layihəçiləri</w:t>
+        <w:t>Dövr: antik dövr — su çarxlarından istifadə; orta əsrlər — yel dəyirmanlarının geniş yayılması; sonrakı əsrlər — sənaye dəyirmanlarına qədər davam edən təkmilləşmə | Əsas iştirakçılar: Ellinizm və Roma dövrlərinin mühəndisləri; orta əsrlərdə Avropada və Yaxın Şərqdə çalışan dəyirman ustaları; sonrakı dövrlərin sənaye mühəndisləri</w:t>
       </w:r>
     </w:p>
     <w:p>
@@ -40,7 +40,7 @@
         <w:widowControl/>
       </w:pPr>
       <w:r>
-        <w:t>Su çarxları və yel dəyirmanları çayın və ya havanın hərəkətini fırlanma işinə çevirərək üyütmə, su çəkmə və döymə üçün istifadə edir. Onlar əzələ gücünü böyük miqyasda təbiətin enerjisi ilə əvəz edən ilk maşınlar arasında idi.</w:t>
+        <w:t>Su çarxları və yel dəyirmanları axar suyun və küləyin gücü ilə işləyir. Çarxın və ya qanadların fırlanması taxıl üyütməyə, su çəkməyə və metal döyməyə imkan verir. Bu qurğular insan və heyvan gücünü geniş miqyasda təbiətin enerjisi ilə əvəz edən ilk maşınlardan idi.</w:t>
       </w:r>
     </w:p>
     <w:p>
@@ -58,7 +58,7 @@
         <w:widowControl/>
       </w:pPr>
       <w:r>
-        <w:t>Antik və son antik mənbələrdə üyütmə və başqa işlər üçün şaquli və üfüqi su çarxları təsvir edilir.</w:t>
+        <w:t>Antik dövrə və onun son mərhələsinə aid mənbələrdə taxıl üyütmək və başqa işlər görmək üçün istifadə olunan şaquli və üfüqi su çarxları təsvir edilir.</w:t>
       </w:r>
     </w:p>
     <w:p>
@@ -67,7 +67,7 @@
         <w:widowControl/>
       </w:pPr>
       <w:r>
-        <w:t>Orta əsr İslam dünyasında və Avropada taxıl üyütmək və suyu boşaltmaq üçün yel dəyirmanları yayıldı.</w:t>
+        <w:t>Orta əsrlərdə İslam dünyasında və Avropada taxıl üyütmək, eləcə də ərazilərdə yığılan suyu kənarlaşdırmaq üçün yel dəyirmanları yayıldı.</w:t>
       </w:r>
     </w:p>
     <w:p>
@@ -76,7 +76,7 @@
         <w:widowControl/>
       </w:pPr>
       <w:r>
-        <w:t>Dişli ötürmələr yavaş fırlanan valın hərəkətini dəyirman daşları və nasoslar üçün uyğun sürətə çevirirdi.</w:t>
+        <w:t>Dişli çarxlar fırlanma hərəkətini ötürür, onun sürətini dəyirman daşlarının və nasosların işinə uyğunlaşdırırdı.</w:t>
       </w:r>
     </w:p>
     <w:p>
@@ -85,7 +85,7 @@
         <w:widowControl/>
       </w:pPr>
       <w:r>
-        <w:t>Dəyirman hüquqları və yerləşmə seçimi orta əsr qanunlarına, landşafta və kənd təsərrüfat həyatına təsir etdi.</w:t>
+        <w:t>Dəyirman tikmək və işlətmək hüququ, həmçinin dəyirmanın harada qurulması orta əsrlərin qanunlarına, ərazilərin görünüşünə və kənd təsərrüfatına təsir göstərirdi.</w:t>
       </w:r>
     </w:p>
     <w:p>
@@ -94,7 +94,7 @@
         <w:widowControl/>
       </w:pPr>
       <w:r>
-        <w:t>Buxar və sonralar elektrik bir çox dəyirmanı əvəz etsə də, axının enerjisindən istifadə fikri qalır.</w:t>
+        <w:t>Sonralar bir çox dəyirmanda suyun və küləyin yerini buxar və elektrik mühərrikləri tutdu. Lakin su və hava axınından enerji almaq prinsipi bu gün də istifadə olunur.</w:t>
       </w:r>
     </w:p>
     <w:p>
@@ -103,15 +103,7 @@
         <w:widowControl/>
       </w:pPr>
       <w:r>
-        <w:t>Bu nədir</w:t>
-      </w:r>
-    </w:p>
-    <w:p>
-      <w:pPr>
-        <w:widowControl/>
-      </w:pPr>
-      <w:r>
-        <w:t>Su çarxının pərləri və ya kovşları axına daxil olur, çayın hərəkəti valı fırladır. Yel dəyirmanı isə qanadları ilə küləyi tutaraq eyni işi görür. Dişlilər, dəyirman daşları, körüklər və nasoslar bu fırlanma ilə taxıl üyüdür, su qaldırır, taxta mişarlayır və metal döyür. Bunlar su və hava şəraiti imkan verdikdə işləyən mühərriklərdir: çay axırsa, yemləməyə at lazım deyil. Təbiətin hərəkəti sanki emalatxanaya qoşulur.</w:t>
+        <w:t>Bu nədir?</w:t>
       </w:r>
     </w:p>
     <w:p>
@@ -120,15 +112,7 @@
         <w:widowControl/>
       </w:pPr>
       <w:r>
-        <w:t>Kim kəşf edib və ya yaradıb</w:t>
-      </w:r>
-    </w:p>
-    <w:p>
-      <w:pPr>
-        <w:widowControl/>
-      </w:pPr>
-      <w:r>
-        <w:t>Su gücündən istifadənin tək ixtiraçısı yoxdur. Ellinizm və Roma müəllifləri artıq işləyən çarxlardan yazır, Çin ənənəsində də oxşar qurğular inkişaf edirdi. Yel dəyirmanları da bir patentdən deyil, Yaxın Şərq və orta əsr Avropası arasında ustalıq biliklərinin yayılmasından yarandı. Taxta, daş və dişli mexanizmlərlə işləyən dəyirman ustaları çarxları yerli çaylara və küləklərə uyğunlaşdırırdı. Məşhur əsərlər qurğu növlərini qeydə aldı, adı bilinməyən kənd ustaları isə bilikləri yaşatdı.</w:t>
+        <w:t>Su çarxında axan və ya yuxarıdan tökülən su pərlərə, yaxud su tutan çömçəvari hissələrə təsir edərək çarxı fırladır. Çarxla birlikdə onun valı da hərəkətə gəlir. Yel dəyirmanında isə qanadları külək fırladır.</w:t>
       </w:r>
     </w:p>
     <w:p>
@@ -137,15 +121,88 @@
         <w:widowControl/>
       </w:pPr>
       <w:r>
-        <w:t>Nə vaxt və necə yaranıb</w:t>
+        <w:t>Bu hərəkət dişli çarxlar və digər mexanizmlər vasitəsilə iş görən hissələrə ötürülür. Beləliklə, dəyirman daşları taxılı üyüdür, nasoslar suyu qaldırır, mişarlar taxtanı kəsir, çəkiclər metalı döyür, körüklər isə sobalara hava verir.</w:t>
       </w:r>
     </w:p>
     <w:p>
       <w:pPr>
+        <w:pStyle w:val="Heading1"/>
         <w:widowControl/>
       </w:pPr>
       <w:r>
-        <w:t>Son antik dövrdə Aralıq dənizi dünyasının bəzi yerlərində su dəyirmanları artıq işləyirdi. Orta əsrlərdə Avropa çayları boyunca dəyirmanlar çoxaldı, sahil və düzənliklərdə dirəkli və qülləli yel dəyirmanları ucaldı. Su boşaldan dəyirmanlar alçaq əraziləri dəyişdi. Buxar üstünlük qazananadək sənaye rayonlarında fabriklərin yanında daha böyük çarxlar qurulurdu. Su çarxa yuxarıdan, orta hündürlükdən və ya altdan verilə bilərdi. Dülgərlik bacarığı qədər suyun düşmə gücündən istifadə hüququ da lazım idi.</w:t>
+        <w:t>Bu qurğuların işləməsi suyun axınından və küləyin gücündən asılıdır. Şərait əlverişli olduqda insan və ya qoşqu heyvanı eyni işi öz gücü ilə görməli olmur. Axar su və külək emalatxanadakı alətləri hərəkətə gətirir.</w:t>
+      </w:r>
+    </w:p>
+    <w:p>
+      <w:pPr>
+        <w:pStyle w:val="Heading1"/>
+        <w:widowControl/>
+      </w:pPr>
+      <w:r>
+        <w:t>Kim yaradıb?</w:t>
+      </w:r>
+    </w:p>
+    <w:p>
+      <w:pPr>
+        <w:pStyle w:val="Heading1"/>
+        <w:widowControl/>
+      </w:pPr>
+      <w:r>
+        <w:t>Su çarxının tək bir ixtiraçısı məlum deyil. Ellinizm və Roma dövrlərinin müəllifləri artıq istifadə olunan çarxlar haqqında yazırdılar. Çində də oxşar qurğular inkişaf edirdi.</w:t>
+      </w:r>
+    </w:p>
+    <w:p>
+      <w:pPr>
+        <w:pStyle w:val="Heading1"/>
+        <w:widowControl/>
+      </w:pPr>
+      <w:r>
+        <w:t>Yel dəyirmanlarının yaranmasını da bir nəfərin adı ilə bağlamaq mümkün deyil. Yaxın Şərqdə və orta əsr Avropasında ustaların topladığı təcrübə, hazırladığı qurğular və ötürdüyü biliklər bu texnologiyanın inkişafına xidmət etdi.</w:t>
+      </w:r>
+    </w:p>
+    <w:p>
+      <w:pPr>
+        <w:pStyle w:val="Heading1"/>
+        <w:widowControl/>
+      </w:pPr>
+      <w:r>
+        <w:t>Dəyirman ustaları ağac, daş və dişli mexanizmlərlə işləyir, qurğuları yerli çayların axınına və külək şəraitinə uyğunlaşdırırdılar. Yazılı əsərlər dəyirmanların quruluşunu təsvir edirdi, adları bizə gəlib çatmayan kənd ustaları isə bu bilikləri iş başında öyrədərək nəsildən-nəslə ötürürdülər.</w:t>
+      </w:r>
+    </w:p>
+    <w:p>
+      <w:pPr>
+        <w:pStyle w:val="Heading1"/>
+        <w:widowControl/>
+      </w:pPr>
+      <w:r>
+        <w:t>Nə vaxt və necə yaranıb?</w:t>
+      </w:r>
+    </w:p>
+    <w:p>
+      <w:pPr>
+        <w:pStyle w:val="Heading1"/>
+        <w:widowControl/>
+      </w:pPr>
+      <w:r>
+        <w:t>Antik dövrün sonlarında Aralıq dənizi ətrafındakı bəzi bölgələrdə su dəyirmanları artıq işləyirdi. Orta əsrlərdə Avropanın çayları boyunca onların sayı artdı. Sahilboyu ərazilərdə və düzənliklərdə isə dirək üzərində qurulan və qüllə şəklində tikilən yel dəyirmanları yayıldı.</w:t>
+      </w:r>
+    </w:p>
+    <w:p>
+      <w:pPr>
+        <w:pStyle w:val="Heading1"/>
+        <w:widowControl/>
+      </w:pPr>
+      <w:r>
+        <w:t>Suyu çəkib kənarlaşdıran dəyirmanlar alçaq ərazilərin qurudulmasına və istifadəyə yararlı hala salınmasına kömək etdi. Buxar mühərrikləri geniş yayılmazdan əvvəl sənaye bölgələrində fabrikləri işlətmək üçün daha böyük su çarxları qurulurdu.</w:t>
+      </w:r>
+    </w:p>
+    <w:p>
+      <w:pPr>
+        <w:pStyle w:val="Heading1"/>
+        <w:widowControl/>
+      </w:pPr>
+      <w:r>
+        <w:t>Quruluşundan asılı olaraq su çarxa yuxarıdan, orta hissədən və ya aşağıdan təsir edirdi. Dəyirman tikmək üçün ustalıqla yanaşı, həmin yerdə sudan istifadə hüququ da lazım idi.</w:t>
       </w:r>
     </w:p>
     <w:p>
@@ -159,10 +216,38 @@
     </w:p>
     <w:p>
       <w:pPr>
+        <w:pStyle w:val="Heading1"/>
         <w:widowControl/>
       </w:pPr>
       <w:r>
-        <w:t>Dəyirmanlar fırlanma momenti, ötürmə nisbəti və axının qüvvəsi haqqında erkən dərslər idi. Hansı çarxın hansı su düşmə hündürlüyünə uyğun gəldiyini müşahidə etmək təcrübəyə əsaslanan mühəndislikdir. Yel dəyirmanını küləyə döndərən kiçik arxa çarxlar və qanad səthini tənzimləyən mexanizmlər müasir avtomatlaşdırma terminlərindən əvvəl əks əlaqəli idarəetməni göstərirdi. Eyni fizika sonralar su turbinlərində və külək parklarında işləyir; material və miqyas dəyişir. Məhsuldarlığı müəyyən vaxtda üyüdülən kisələrin sayı ilə ölçmək gücü yalnız qollarda hiss edilən qüvvə deyil, kəmiyyət kimi düşünməyi öyrətdi.</w:t>
+        <w:t>Dəyirmanlar ustalara fırlanma qüvvəsindən, dişli ötürmələrdən və su axınından istifadə etməyi təcrübədə öyrədirdi. Çarxı fırladan təsir fırlanma momenti ilə, dişli çarxların sürəti necə dəyişdirməsi isə ötürmə nisbəti ilə ifadə olunur. Hansı çarxın hansı axına və suyun hansı hündürlükdən düşməsinə uyğun olduğunu ustalar müşahidə və sınaqla müəyyənləşdirirdilər.</w:t>
+      </w:r>
+    </w:p>
+    <w:p>
+      <w:pPr>
+        <w:pStyle w:val="Heading1"/>
+        <w:widowControl/>
+      </w:pPr>
+      <w:r>
+        <w:t>Bəzi yel dəyirmanlarının arxasındakı kiçik çarx əsas qanadları küləyə tərəf döndərirdi. Qanadların küləyi tutan səthini dəyişən mexanizmlər də vardı. Belə qurğular dəyişən şəraitə uyğun tənzimlənmənin erkən nümunələri idi.</w:t>
+      </w:r>
+    </w:p>
+    <w:p>
+      <w:pPr>
+        <w:pStyle w:val="Heading1"/>
+        <w:widowControl/>
+      </w:pPr>
+      <w:r>
+        <w:t>Su turbinləri və müasir külək qurğuları da suyun və havanın hərəkət enerjisindən istifadə edir. Materiallar və qurğuların ölçüləri dəyişsə də, əsas fiziki prinsiplər qalır.</w:t>
+      </w:r>
+    </w:p>
+    <w:p>
+      <w:pPr>
+        <w:pStyle w:val="Heading1"/>
+        <w:widowControl/>
+      </w:pPr>
+      <w:r>
+        <w:t>Dəyirmanın müəyyən vaxtda nə qədər taxıl üyütdüyünü hesablamaq onun işini müqayisə etməyə imkan verirdi. Beləcə, maşının gücü yalnız gözəyarı qiymətləndirilmir, gördüyü işə və sərf olunan vaxta görə də ölçülürdü.</w:t>
       </w:r>
     </w:p>
     <w:p>
@@ -176,10 +261,11 @@
     </w:p>
     <w:p>
       <w:pPr>
+        <w:pStyle w:val="Heading1"/>
         <w:widowControl/>
       </w:pPr>
       <w:r>
-        <w:t>Kömür dövründən əvvəl cəmlənmiş fırlanma gücü daha geniş istehsala imkan verdi: toxuculuq müəssisələri çayların kənarında toplaşdı. Vallar və dişlilər haqqında biliklər saatlara, mədənlərə və nəhayət buxar maşınlarına keçdi. Ümumi istifadə olunan ehtiyatlar və xüsusi dəyirman hüquqları sonrakı enerji tənzimləmələrinin ilkin nümunələri idi. Bugünkü bərpa olunan enerji də köhnə prinsipi davam etdirir: təbiətdən hərəkət götür, valı fırlat, iş gör.</w:t>
+        <w:t>Kömürlə işləyən buxar maşınları yayılmazdan əvvəl su çarxları daha böyük həcmdə istehsala şərait yaratdı. Toxuculuq müəssisələrinin çay kənarlarında cəmlənməsinin səbəblərindən biri də bu idi.</w:t>
       </w:r>
     </w:p>
     <w:p>
@@ -188,15 +274,61 @@
         <w:widowControl/>
       </w:pPr>
       <w:r>
-        <w:t>İnsan həyatını necə dəyişib</w:t>
+        <w:t>Vallar və dişli mexanizmlər haqqında toplanan biliklər saatların, mədən avadanlıqlarının və sonralar buxar maşınlarının hazırlanmasında istifadə olundu. Ortaq su ehtiyatlarından istifadə qaydaları və ayrı-ayrı şəxslərə verilən dəyirman işlətmək hüquqları enerji mənbələrindən istifadənin tənzimlənməsinə erkən nümunələr idi.</w:t>
       </w:r>
     </w:p>
     <w:p>
       <w:pPr>
+        <w:pStyle w:val="Heading1"/>
         <w:widowControl/>
       </w:pPr>
       <w:r>
-        <w:t>Çörək və pivə istehsalı sonsuz əl üyütməsindən daha az asılı oldu; dəyirman olan yerdə gündəlik üyütmə vaxtı azaldı. Kəndlər dəyirman arxlarının ətrafında qurulur, su üstündə mübahisə dolanışıq üstündə mübahisə demək olurdu. Yel dəyirmanları bataqlıqları qurudur, sahil ticarətini gücləndirirdi. Səs-küy, inhisarçı ödənişlər, quraqlıq və küləksizlikdən asılılıq da vardı. Əsrlər boyu qanad və ya çarx silueti təbiətin hərəkətinin süfrə üçün işə qoşulduğunu bildirirdi.</w:t>
+        <w:t>Bugünkü bərpa olunan enerji qurğularının bir hissəsi də həmin prinsipə əsaslanır: suyun və küləyin hərəkəti valı fırladır, bu fırlanma isə faydalı iş görmək üçün istifadə olunur.</w:t>
+      </w:r>
+    </w:p>
+    <w:p>
+      <w:pPr>
+        <w:pStyle w:val="Heading1"/>
+        <w:widowControl/>
+      </w:pPr>
+      <w:r>
+        <w:t>İnsan həyatını necə dəyişib?</w:t>
+      </w:r>
+    </w:p>
+    <w:p>
+      <w:pPr>
+        <w:pStyle w:val="Heading1"/>
+        <w:widowControl/>
+      </w:pPr>
+      <w:r>
+        <w:t>Dəyirmanlar çörək və pivə istehsalı üçün lazım olan taxılın əl ilə üyüdülməsinə sərf edilən zəhməti azaltdı. Dəyirman olan yerlərdə insanlar bu gündəlik işə daha az vaxt ayırırdılar.</w:t>
+      </w:r>
+    </w:p>
+    <w:p>
+      <w:pPr>
+        <w:pStyle w:val="Heading1"/>
+        <w:widowControl/>
+      </w:pPr>
+      <w:r>
+        <w:t>Dəyirmanlara su gətirən arxların ətrafında kəndlər salınırdı. Sudan kimin və necə istifadə etməsi insanların dolanışığına birbaşa təsir etdiyindən bu məsələ tez-tez mübahisə doğururdu. Yel dəyirmanları bataqlıqların qurudulmasına və sahil bölgələrində ticarətin inkişafına kömək edirdi.</w:t>
+      </w:r>
+    </w:p>
+    <w:p>
+      <w:pPr>
+        <w:pStyle w:val="Heading1"/>
+        <w:widowControl/>
+      </w:pPr>
+      <w:r>
+        <w:t>Bununla yanaşı, dəyirmanların səs-küyü, dəyirman sahiblərinin inhisar mövqeyindən istifadə edərək tələb etdiyi ödənişlər və təbiət şəraitindən asılılıq da vardı. Quraqlıqda su azalır, külək kəsiləndə yel dəyirmanı dayanırdı.</w:t>
+      </w:r>
+    </w:p>
+    <w:p>
+      <w:pPr>
+        <w:pStyle w:val="Heading1"/>
+        <w:widowControl/>
+      </w:pPr>
+      <w:r>
+        <w:t>Əsrlər boyu fırlanan dəyirman qanadları və su çarxları insanların gündəlik çörəyinin hazırlanmasında təbiətin gücündən necə yararlandığını göstərirdi.</w:t>
       </w:r>
     </w:p>
     <w:p>
@@ -217,7 +349,7 @@
         <w:rPr>
           <w:sz w:val="20"/>
         </w:rPr>
-        <w:t>A Kitablar və əsas elmi əsərlər</w:t>
+        <w:t>Kitablar və əsas elmi əsərlər</w:t>
       </w:r>
     </w:p>
     <w:p>
@@ -240,7 +372,7 @@
         <w:rPr>
           <w:sz w:val="20"/>
         </w:rPr>
-        <w:t>C Qurumların materialları və ensiklopedik mənbələr</w:t>
+        <w:t>Qurumların materialları və ensiklopedik mənbələr</w:t>
       </w:r>
     </w:p>
     <w:p>
@@ -300,7 +432,7 @@
         <w:rPr>
           <w:sz w:val="20"/>
         </w:rPr>
-        <w:t>D Muzey arxiv və kitabxana materialları</w:t>
+        <w:t>Muzey arxiv və kitabxana materialları</w:t>
       </w:r>
     </w:p>
     <w:p>
